--- a/templates/mj-quality-risk-assessment-template.docx
+++ b/templates/mj-quality-risk-assessment-template.docx
@@ -519,1359 +519,6 @@
                 <w:szCs w:val="20"/>
               </w:rPr>
               <w:t xml:space="preserve">{revision}</w:t>
-            </w:r>
-          </w:p>
-        </w:tc>
-      </w:tr>
-    </w:tbl>
-    <w:p>
-      <w:r>
-        <w:br w:type="page"/>
-      </w:r>
-    </w:p>
-    <w:p>
-      <w:pPr>
-        <w:spacing w:before="80" w:after="80"/>
-        <w:spacing w:before="240" w:after="80"/>
-      </w:pPr>
-      <w:r>
-        <w:rPr>
-          <w:b/>
-          <w:bCs/>
-          <w:sz w:val="24"/>
-          <w:szCs w:val="24"/>
-        </w:rPr>
-        <w:t xml:space="preserve">TABLE OF CONTENTS</w:t>
-      </w:r>
-    </w:p>
-    <w:tbl>
-      <w:tblPr>
-        <w:tblW w:w="10400" w:type="dxa"/>
-        <w:jc w:val="center"/>
-        <w:tblBorders>
-          <w:top w:val="single" w:sz="4" w:space="0" w:color="000000"/>
-          <w:left w:val="single" w:sz="4" w:space="0" w:color="000000"/>
-          <w:bottom w:val="single" w:sz="4" w:space="0" w:color="000000"/>
-          <w:right w:val="single" w:sz="4" w:space="0" w:color="000000"/>
-          <w:insideH w:val="single" w:sz="4" w:space="0" w:color="000000"/>
-          <w:insideV w:val="single" w:sz="4" w:space="0" w:color="000000"/>
-        </w:tblBorders>
-        <w:tblLayout w:type="fixed"/>
-        <w:tblCellMar>
-          <w:top w:w="40" w:type="dxa"/>
-          <w:left w:w="60" w:type="dxa"/>
-          <w:bottom w:w="40" w:type="dxa"/>
-          <w:right w:w="60" w:type="dxa"/>
-        </w:tblCellMar>
-      </w:tblPr>
-      <w:tblGrid>
-        <w:gridCol w:w="1400"/>
-        <w:gridCol w:w="7200"/>
-        <w:gridCol w:w="1800"/>
-      </w:tblGrid>
-      <w:tr>
-        <w:tc>
-          <w:tcPr>
-            <w:tcW w:w="1400" w:type="dxa"/>
-            <w:shd w:val="clear" w:color="auto" w:fill="D9D9D9"/>
-            <w:vAlign w:val="center"/>
-          </w:tcPr>
-          <w:p>
-            <w:pPr>
-              <w:spacing w:before="80" w:after="80"/>
-              <w:spacing w:before="40" w:after="40"/>
-            </w:pPr>
-            <w:r>
-              <w:rPr>
-                <w:b/>
-                <w:bCs/>
-                <w:sz w:val="18"/>
-                <w:szCs w:val="18"/>
-              </w:rPr>
-              <w:t xml:space="preserve">Sr. No.</w:t>
-            </w:r>
-          </w:p>
-        </w:tc>
-        <w:tc>
-          <w:tcPr>
-            <w:tcW w:w="7200" w:type="dxa"/>
-            <w:shd w:val="clear" w:color="auto" w:fill="D9D9D9"/>
-            <w:vAlign w:val="center"/>
-          </w:tcPr>
-          <w:p>
-            <w:pPr>
-              <w:spacing w:before="80" w:after="80"/>
-              <w:spacing w:before="40" w:after="40"/>
-            </w:pPr>
-            <w:r>
-              <w:rPr>
-                <w:b/>
-                <w:bCs/>
-                <w:sz w:val="18"/>
-                <w:szCs w:val="18"/>
-              </w:rPr>
-              <w:t xml:space="preserve">Title</w:t>
-            </w:r>
-          </w:p>
-        </w:tc>
-        <w:tc>
-          <w:tcPr>
-            <w:tcW w:w="1800" w:type="dxa"/>
-            <w:shd w:val="clear" w:color="auto" w:fill="D9D9D9"/>
-            <w:vAlign w:val="center"/>
-          </w:tcPr>
-          <w:p>
-            <w:pPr>
-              <w:spacing w:before="80" w:after="80"/>
-              <w:spacing w:before="40" w:after="40"/>
-            </w:pPr>
-            <w:r>
-              <w:rPr>
-                <w:b/>
-                <w:bCs/>
-                <w:sz w:val="18"/>
-                <w:szCs w:val="18"/>
-              </w:rPr>
-              <w:t xml:space="preserve">Page No.</w:t>
-            </w:r>
-          </w:p>
-        </w:tc>
-      </w:tr>
-      <w:tr>
-        <w:tc>
-          <w:tcPr>
-            <w:tcW w:w="1400" w:type="dxa"/>
-            <w:vAlign w:val="center"/>
-          </w:tcPr>
-          <w:p>
-            <w:pPr>
-              <w:spacing w:before="80" w:after="80"/>
-              <w:spacing w:before="40" w:after="40"/>
-            </w:pPr>
-            <w:r>
-              <w:rPr>
-                <w:sz w:val="18"/>
-                <w:szCs w:val="18"/>
-              </w:rPr>
-              <w:t xml:space="preserve"/>
-            </w:r>
-          </w:p>
-        </w:tc>
-        <w:tc>
-          <w:tcPr>
-            <w:tcW w:w="7200" w:type="dxa"/>
-            <w:vAlign w:val="center"/>
-          </w:tcPr>
-          <w:p>
-            <w:pPr>
-              <w:spacing w:before="80" w:after="80"/>
-              <w:spacing w:before="40" w:after="40"/>
-            </w:pPr>
-            <w:r>
-              <w:rPr>
-                <w:sz w:val="18"/>
-                <w:szCs w:val="18"/>
-              </w:rPr>
-              <w:t xml:space="preserve">Title Page</w:t>
-            </w:r>
-          </w:p>
-        </w:tc>
-        <w:tc>
-          <w:tcPr>
-            <w:tcW w:w="1800" w:type="dxa"/>
-            <w:vAlign w:val="center"/>
-          </w:tcPr>
-          <w:p>
-            <w:pPr>
-              <w:spacing w:before="80" w:after="80"/>
-              <w:spacing w:before="40" w:after="40"/>
-            </w:pPr>
-            <w:r>
-              <w:rPr>
-                <w:sz w:val="18"/>
-                <w:szCs w:val="18"/>
-              </w:rPr>
-              <w:t xml:space="preserve"/>
-            </w:r>
-          </w:p>
-        </w:tc>
-      </w:tr>
-      <w:tr>
-        <w:tc>
-          <w:tcPr>
-            <w:tcW w:w="1400" w:type="dxa"/>
-            <w:vAlign w:val="center"/>
-          </w:tcPr>
-          <w:p>
-            <w:pPr>
-              <w:spacing w:before="80" w:after="80"/>
-              <w:spacing w:before="40" w:after="40"/>
-            </w:pPr>
-            <w:r>
-              <w:rPr>
-                <w:sz w:val="18"/>
-                <w:szCs w:val="18"/>
-              </w:rPr>
-              <w:t xml:space="preserve"/>
-            </w:r>
-          </w:p>
-        </w:tc>
-        <w:tc>
-          <w:tcPr>
-            <w:tcW w:w="7200" w:type="dxa"/>
-            <w:vAlign w:val="center"/>
-          </w:tcPr>
-          <w:p>
-            <w:pPr>
-              <w:spacing w:before="80" w:after="80"/>
-              <w:spacing w:before="40" w:after="40"/>
-            </w:pPr>
-            <w:r>
-              <w:rPr>
-                <w:sz w:val="18"/>
-                <w:szCs w:val="18"/>
-              </w:rPr>
-              <w:t xml:space="preserve">Table of Contents</w:t>
-            </w:r>
-          </w:p>
-        </w:tc>
-        <w:tc>
-          <w:tcPr>
-            <w:tcW w:w="1800" w:type="dxa"/>
-            <w:vAlign w:val="center"/>
-          </w:tcPr>
-          <w:p>
-            <w:pPr>
-              <w:spacing w:before="80" w:after="80"/>
-              <w:spacing w:before="40" w:after="40"/>
-            </w:pPr>
-            <w:r>
-              <w:rPr>
-                <w:sz w:val="18"/>
-                <w:szCs w:val="18"/>
-              </w:rPr>
-              <w:t xml:space="preserve"/>
-            </w:r>
-          </w:p>
-        </w:tc>
-      </w:tr>
-      <w:tr>
-        <w:tc>
-          <w:tcPr>
-            <w:tcW w:w="1400" w:type="dxa"/>
-            <w:vAlign w:val="center"/>
-          </w:tcPr>
-          <w:p>
-            <w:pPr>
-              <w:spacing w:before="80" w:after="80"/>
-              <w:spacing w:before="40" w:after="40"/>
-            </w:pPr>
-            <w:r>
-              <w:rPr>
-                <w:sz w:val="18"/>
-                <w:szCs w:val="18"/>
-              </w:rPr>
-              <w:t xml:space="preserve">A</w:t>
-            </w:r>
-          </w:p>
-        </w:tc>
-        <w:tc>
-          <w:tcPr>
-            <w:tcW w:w="7200" w:type="dxa"/>
-            <w:vAlign w:val="center"/>
-          </w:tcPr>
-          <w:p>
-            <w:pPr>
-              <w:spacing w:before="80" w:after="80"/>
-              <w:spacing w:before="40" w:after="40"/>
-            </w:pPr>
-            <w:r>
-              <w:rPr>
-                <w:sz w:val="18"/>
-                <w:szCs w:val="18"/>
-              </w:rPr>
-              <w:t xml:space="preserve">Pre-Approval</w:t>
-            </w:r>
-          </w:p>
-        </w:tc>
-        <w:tc>
-          <w:tcPr>
-            <w:tcW w:w="1800" w:type="dxa"/>
-            <w:vAlign w:val="center"/>
-          </w:tcPr>
-          <w:p>
-            <w:pPr>
-              <w:spacing w:before="80" w:after="80"/>
-              <w:spacing w:before="40" w:after="40"/>
-            </w:pPr>
-            <w:r>
-              <w:rPr>
-                <w:sz w:val="18"/>
-                <w:szCs w:val="18"/>
-              </w:rPr>
-              <w:t xml:space="preserve"/>
-            </w:r>
-          </w:p>
-        </w:tc>
-      </w:tr>
-      <w:tr>
-        <w:tc>
-          <w:tcPr>
-            <w:tcW w:w="1400" w:type="dxa"/>
-            <w:vAlign w:val="center"/>
-          </w:tcPr>
-          <w:p>
-            <w:pPr>
-              <w:spacing w:before="80" w:after="80"/>
-              <w:spacing w:before="40" w:after="40"/>
-            </w:pPr>
-            <w:r>
-              <w:rPr>
-                <w:sz w:val="18"/>
-                <w:szCs w:val="18"/>
-              </w:rPr>
-              <w:t xml:space="preserve">1</w:t>
-            </w:r>
-          </w:p>
-        </w:tc>
-        <w:tc>
-          <w:tcPr>
-            <w:tcW w:w="7200" w:type="dxa"/>
-            <w:vAlign w:val="center"/>
-          </w:tcPr>
-          <w:p>
-            <w:pPr>
-              <w:spacing w:before="80" w:after="80"/>
-              <w:spacing w:before="40" w:after="40"/>
-            </w:pPr>
-            <w:r>
-              <w:rPr>
-                <w:sz w:val="18"/>
-                <w:szCs w:val="18"/>
-              </w:rPr>
-              <w:t xml:space="preserve">Details of Risk Assessment</w:t>
-            </w:r>
-          </w:p>
-        </w:tc>
-        <w:tc>
-          <w:tcPr>
-            <w:tcW w:w="1800" w:type="dxa"/>
-            <w:vAlign w:val="center"/>
-          </w:tcPr>
-          <w:p>
-            <w:pPr>
-              <w:spacing w:before="80" w:after="80"/>
-              <w:spacing w:before="40" w:after="40"/>
-            </w:pPr>
-            <w:r>
-              <w:rPr>
-                <w:sz w:val="18"/>
-                <w:szCs w:val="18"/>
-              </w:rPr>
-              <w:t xml:space="preserve"/>
-            </w:r>
-          </w:p>
-        </w:tc>
-      </w:tr>
-      <w:tr>
-        <w:tc>
-          <w:tcPr>
-            <w:tcW w:w="1400" w:type="dxa"/>
-            <w:vAlign w:val="center"/>
-          </w:tcPr>
-          <w:p>
-            <w:pPr>
-              <w:spacing w:before="80" w:after="80"/>
-              <w:spacing w:before="40" w:after="40"/>
-            </w:pPr>
-            <w:r>
-              <w:rPr>
-                <w:sz w:val="18"/>
-                <w:szCs w:val="18"/>
-              </w:rPr>
-              <w:t xml:space="preserve">1.1</w:t>
-            </w:r>
-          </w:p>
-        </w:tc>
-        <w:tc>
-          <w:tcPr>
-            <w:tcW w:w="7200" w:type="dxa"/>
-            <w:vAlign w:val="center"/>
-          </w:tcPr>
-          <w:p>
-            <w:pPr>
-              <w:spacing w:before="80" w:after="80"/>
-              <w:spacing w:before="40" w:after="40"/>
-            </w:pPr>
-            <w:r>
-              <w:rPr>
-                <w:sz w:val="18"/>
-                <w:szCs w:val="18"/>
-              </w:rPr>
-              <w:t xml:space="preserve">Objective</w:t>
-            </w:r>
-          </w:p>
-        </w:tc>
-        <w:tc>
-          <w:tcPr>
-            <w:tcW w:w="1800" w:type="dxa"/>
-            <w:vAlign w:val="center"/>
-          </w:tcPr>
-          <w:p>
-            <w:pPr>
-              <w:spacing w:before="80" w:after="80"/>
-              <w:spacing w:before="40" w:after="40"/>
-            </w:pPr>
-            <w:r>
-              <w:rPr>
-                <w:sz w:val="18"/>
-                <w:szCs w:val="18"/>
-              </w:rPr>
-              <w:t xml:space="preserve"/>
-            </w:r>
-          </w:p>
-        </w:tc>
-      </w:tr>
-      <w:tr>
-        <w:tc>
-          <w:tcPr>
-            <w:tcW w:w="1400" w:type="dxa"/>
-            <w:vAlign w:val="center"/>
-          </w:tcPr>
-          <w:p>
-            <w:pPr>
-              <w:spacing w:before="80" w:after="80"/>
-              <w:spacing w:before="40" w:after="40"/>
-            </w:pPr>
-            <w:r>
-              <w:rPr>
-                <w:sz w:val="18"/>
-                <w:szCs w:val="18"/>
-              </w:rPr>
-              <w:t xml:space="preserve">1.2</w:t>
-            </w:r>
-          </w:p>
-        </w:tc>
-        <w:tc>
-          <w:tcPr>
-            <w:tcW w:w="7200" w:type="dxa"/>
-            <w:vAlign w:val="center"/>
-          </w:tcPr>
-          <w:p>
-            <w:pPr>
-              <w:spacing w:before="80" w:after="80"/>
-              <w:spacing w:before="40" w:after="40"/>
-            </w:pPr>
-            <w:r>
-              <w:rPr>
-                <w:sz w:val="18"/>
-                <w:szCs w:val="18"/>
-              </w:rPr>
-              <w:t xml:space="preserve">Scope</w:t>
-            </w:r>
-          </w:p>
-        </w:tc>
-        <w:tc>
-          <w:tcPr>
-            <w:tcW w:w="1800" w:type="dxa"/>
-            <w:vAlign w:val="center"/>
-          </w:tcPr>
-          <w:p>
-            <w:pPr>
-              <w:spacing w:before="80" w:after="80"/>
-              <w:spacing w:before="40" w:after="40"/>
-            </w:pPr>
-            <w:r>
-              <w:rPr>
-                <w:sz w:val="18"/>
-                <w:szCs w:val="18"/>
-              </w:rPr>
-              <w:t xml:space="preserve"/>
-            </w:r>
-          </w:p>
-        </w:tc>
-      </w:tr>
-      <w:tr>
-        <w:tc>
-          <w:tcPr>
-            <w:tcW w:w="1400" w:type="dxa"/>
-            <w:vAlign w:val="center"/>
-          </w:tcPr>
-          <w:p>
-            <w:pPr>
-              <w:spacing w:before="80" w:after="80"/>
-              <w:spacing w:before="40" w:after="40"/>
-            </w:pPr>
-            <w:r>
-              <w:rPr>
-                <w:sz w:val="18"/>
-                <w:szCs w:val="18"/>
-              </w:rPr>
-              <w:t xml:space="preserve">1.3</w:t>
-            </w:r>
-          </w:p>
-        </w:tc>
-        <w:tc>
-          <w:tcPr>
-            <w:tcW w:w="7200" w:type="dxa"/>
-            <w:vAlign w:val="center"/>
-          </w:tcPr>
-          <w:p>
-            <w:pPr>
-              <w:spacing w:before="80" w:after="80"/>
-              <w:spacing w:before="40" w:after="40"/>
-            </w:pPr>
-            <w:r>
-              <w:rPr>
-                <w:sz w:val="18"/>
-                <w:szCs w:val="18"/>
-              </w:rPr>
-              <w:t xml:space="preserve">System / Equipment / Instrument / Other (if any) Overview</w:t>
-            </w:r>
-          </w:p>
-        </w:tc>
-        <w:tc>
-          <w:tcPr>
-            <w:tcW w:w="1800" w:type="dxa"/>
-            <w:vAlign w:val="center"/>
-          </w:tcPr>
-          <w:p>
-            <w:pPr>
-              <w:spacing w:before="80" w:after="80"/>
-              <w:spacing w:before="40" w:after="40"/>
-            </w:pPr>
-            <w:r>
-              <w:rPr>
-                <w:sz w:val="18"/>
-                <w:szCs w:val="18"/>
-              </w:rPr>
-              <w:t xml:space="preserve"/>
-            </w:r>
-          </w:p>
-        </w:tc>
-      </w:tr>
-      <w:tr>
-        <w:tc>
-          <w:tcPr>
-            <w:tcW w:w="1400" w:type="dxa"/>
-            <w:vAlign w:val="center"/>
-          </w:tcPr>
-          <w:p>
-            <w:pPr>
-              <w:spacing w:before="80" w:after="80"/>
-              <w:spacing w:before="40" w:after="40"/>
-            </w:pPr>
-            <w:r>
-              <w:rPr>
-                <w:sz w:val="18"/>
-                <w:szCs w:val="18"/>
-              </w:rPr>
-              <w:t xml:space="preserve">1.4</w:t>
-            </w:r>
-          </w:p>
-        </w:tc>
-        <w:tc>
-          <w:tcPr>
-            <w:tcW w:w="7200" w:type="dxa"/>
-            <w:vAlign w:val="center"/>
-          </w:tcPr>
-          <w:p>
-            <w:pPr>
-              <w:spacing w:before="80" w:after="80"/>
-              <w:spacing w:before="40" w:after="40"/>
-            </w:pPr>
-            <w:r>
-              <w:rPr>
-                <w:sz w:val="18"/>
-                <w:szCs w:val="18"/>
-              </w:rPr>
-              <w:t xml:space="preserve">Procedure</w:t>
-            </w:r>
-          </w:p>
-        </w:tc>
-        <w:tc>
-          <w:tcPr>
-            <w:tcW w:w="1800" w:type="dxa"/>
-            <w:vAlign w:val="center"/>
-          </w:tcPr>
-          <w:p>
-            <w:pPr>
-              <w:spacing w:before="80" w:after="80"/>
-              <w:spacing w:before="40" w:after="40"/>
-            </w:pPr>
-            <w:r>
-              <w:rPr>
-                <w:sz w:val="18"/>
-                <w:szCs w:val="18"/>
-              </w:rPr>
-              <w:t xml:space="preserve"/>
-            </w:r>
-          </w:p>
-        </w:tc>
-      </w:tr>
-      <w:tr>
-        <w:tc>
-          <w:tcPr>
-            <w:tcW w:w="1400" w:type="dxa"/>
-            <w:vAlign w:val="center"/>
-          </w:tcPr>
-          <w:p>
-            <w:pPr>
-              <w:spacing w:before="80" w:after="80"/>
-              <w:spacing w:before="40" w:after="40"/>
-            </w:pPr>
-            <w:r>
-              <w:rPr>
-                <w:sz w:val="18"/>
-                <w:szCs w:val="18"/>
-              </w:rPr>
-              <w:t xml:space="preserve">1.5</w:t>
-            </w:r>
-          </w:p>
-        </w:tc>
-        <w:tc>
-          <w:tcPr>
-            <w:tcW w:w="7200" w:type="dxa"/>
-            <w:vAlign w:val="center"/>
-          </w:tcPr>
-          <w:p>
-            <w:pPr>
-              <w:spacing w:before="80" w:after="80"/>
-              <w:spacing w:before="40" w:after="40"/>
-            </w:pPr>
-            <w:r>
-              <w:rPr>
-                <w:sz w:val="18"/>
-                <w:szCs w:val="18"/>
-              </w:rPr>
-              <w:t xml:space="preserve">Risk Assessment Team Members</w:t>
-            </w:r>
-          </w:p>
-        </w:tc>
-        <w:tc>
-          <w:tcPr>
-            <w:tcW w:w="1800" w:type="dxa"/>
-            <w:vAlign w:val="center"/>
-          </w:tcPr>
-          <w:p>
-            <w:pPr>
-              <w:spacing w:before="80" w:after="80"/>
-              <w:spacing w:before="40" w:after="40"/>
-            </w:pPr>
-            <w:r>
-              <w:rPr>
-                <w:sz w:val="18"/>
-                <w:szCs w:val="18"/>
-              </w:rPr>
-              <w:t xml:space="preserve"/>
-            </w:r>
-          </w:p>
-        </w:tc>
-      </w:tr>
-      <w:tr>
-        <w:tc>
-          <w:tcPr>
-            <w:tcW w:w="1400" w:type="dxa"/>
-            <w:vAlign w:val="center"/>
-          </w:tcPr>
-          <w:p>
-            <w:pPr>
-              <w:spacing w:before="80" w:after="80"/>
-              <w:spacing w:before="40" w:after="40"/>
-            </w:pPr>
-            <w:r>
-              <w:rPr>
-                <w:sz w:val="18"/>
-                <w:szCs w:val="18"/>
-              </w:rPr>
-              <w:t xml:space="preserve">1.6</w:t>
-            </w:r>
-          </w:p>
-        </w:tc>
-        <w:tc>
-          <w:tcPr>
-            <w:tcW w:w="7200" w:type="dxa"/>
-            <w:vAlign w:val="center"/>
-          </w:tcPr>
-          <w:p>
-            <w:pPr>
-              <w:spacing w:before="80" w:after="80"/>
-              <w:spacing w:before="40" w:after="40"/>
-            </w:pPr>
-            <w:r>
-              <w:rPr>
-                <w:sz w:val="18"/>
-                <w:szCs w:val="18"/>
-              </w:rPr>
-              <w:t xml:space="preserve">Risk Identification</w:t>
-            </w:r>
-          </w:p>
-        </w:tc>
-        <w:tc>
-          <w:tcPr>
-            <w:tcW w:w="1800" w:type="dxa"/>
-            <w:vAlign w:val="center"/>
-          </w:tcPr>
-          <w:p>
-            <w:pPr>
-              <w:spacing w:before="80" w:after="80"/>
-              <w:spacing w:before="40" w:after="40"/>
-            </w:pPr>
-            <w:r>
-              <w:rPr>
-                <w:sz w:val="18"/>
-                <w:szCs w:val="18"/>
-              </w:rPr>
-              <w:t xml:space="preserve"/>
-            </w:r>
-          </w:p>
-        </w:tc>
-      </w:tr>
-      <w:tr>
-        <w:tc>
-          <w:tcPr>
-            <w:tcW w:w="1400" w:type="dxa"/>
-            <w:vAlign w:val="center"/>
-          </w:tcPr>
-          <w:p>
-            <w:pPr>
-              <w:spacing w:before="80" w:after="80"/>
-              <w:spacing w:before="40" w:after="40"/>
-            </w:pPr>
-            <w:r>
-              <w:rPr>
-                <w:sz w:val="18"/>
-                <w:szCs w:val="18"/>
-              </w:rPr>
-              <w:t xml:space="preserve">1.7</w:t>
-            </w:r>
-          </w:p>
-        </w:tc>
-        <w:tc>
-          <w:tcPr>
-            <w:tcW w:w="7200" w:type="dxa"/>
-            <w:vAlign w:val="center"/>
-          </w:tcPr>
-          <w:p>
-            <w:pPr>
-              <w:spacing w:before="80" w:after="80"/>
-              <w:spacing w:before="40" w:after="40"/>
-            </w:pPr>
-            <w:r>
-              <w:rPr>
-                <w:sz w:val="18"/>
-                <w:szCs w:val="18"/>
-              </w:rPr>
-              <w:t xml:space="preserve">Risk Measurement by Failure Mode Effect Analysis</w:t>
-            </w:r>
-          </w:p>
-        </w:tc>
-        <w:tc>
-          <w:tcPr>
-            <w:tcW w:w="1800" w:type="dxa"/>
-            <w:vAlign w:val="center"/>
-          </w:tcPr>
-          <w:p>
-            <w:pPr>
-              <w:spacing w:before="80" w:after="80"/>
-              <w:spacing w:before="40" w:after="40"/>
-            </w:pPr>
-            <w:r>
-              <w:rPr>
-                <w:sz w:val="18"/>
-                <w:szCs w:val="18"/>
-              </w:rPr>
-              <w:t xml:space="preserve"/>
-            </w:r>
-          </w:p>
-        </w:tc>
-      </w:tr>
-      <w:tr>
-        <w:tc>
-          <w:tcPr>
-            <w:tcW w:w="1400" w:type="dxa"/>
-            <w:vAlign w:val="center"/>
-          </w:tcPr>
-          <w:p>
-            <w:pPr>
-              <w:spacing w:before="80" w:after="80"/>
-              <w:spacing w:before="40" w:after="40"/>
-            </w:pPr>
-            <w:r>
-              <w:rPr>
-                <w:sz w:val="18"/>
-                <w:szCs w:val="18"/>
-              </w:rPr>
-              <w:t xml:space="preserve">1.8</w:t>
-            </w:r>
-          </w:p>
-        </w:tc>
-        <w:tc>
-          <w:tcPr>
-            <w:tcW w:w="7200" w:type="dxa"/>
-            <w:vAlign w:val="center"/>
-          </w:tcPr>
-          <w:p>
-            <w:pPr>
-              <w:spacing w:before="80" w:after="80"/>
-              <w:spacing w:before="40" w:after="40"/>
-            </w:pPr>
-            <w:r>
-              <w:rPr>
-                <w:sz w:val="18"/>
-                <w:szCs w:val="18"/>
-              </w:rPr>
-              <w:t xml:space="preserve">Risk Assessment Approach</w:t>
-            </w:r>
-          </w:p>
-        </w:tc>
-        <w:tc>
-          <w:tcPr>
-            <w:tcW w:w="1800" w:type="dxa"/>
-            <w:vAlign w:val="center"/>
-          </w:tcPr>
-          <w:p>
-            <w:pPr>
-              <w:spacing w:before="80" w:after="80"/>
-              <w:spacing w:before="40" w:after="40"/>
-            </w:pPr>
-            <w:r>
-              <w:rPr>
-                <w:sz w:val="18"/>
-                <w:szCs w:val="18"/>
-              </w:rPr>
-              <w:t xml:space="preserve"/>
-            </w:r>
-          </w:p>
-        </w:tc>
-      </w:tr>
-      <w:tr>
-        <w:tc>
-          <w:tcPr>
-            <w:tcW w:w="1400" w:type="dxa"/>
-            <w:vAlign w:val="center"/>
-          </w:tcPr>
-          <w:p>
-            <w:pPr>
-              <w:spacing w:before="80" w:after="80"/>
-              <w:spacing w:before="40" w:after="40"/>
-            </w:pPr>
-            <w:r>
-              <w:rPr>
-                <w:sz w:val="18"/>
-                <w:szCs w:val="18"/>
-              </w:rPr>
-              <w:t xml:space="preserve">2</w:t>
-            </w:r>
-          </w:p>
-        </w:tc>
-        <w:tc>
-          <w:tcPr>
-            <w:tcW w:w="7200" w:type="dxa"/>
-            <w:vAlign w:val="center"/>
-          </w:tcPr>
-          <w:p>
-            <w:pPr>
-              <w:spacing w:before="80" w:after="80"/>
-              <w:spacing w:before="40" w:after="40"/>
-            </w:pPr>
-            <w:r>
-              <w:rPr>
-                <w:sz w:val="18"/>
-                <w:szCs w:val="18"/>
-              </w:rPr>
-              <w:t xml:space="preserve">Risk Identification and evaluation considering current control measures</w:t>
-            </w:r>
-          </w:p>
-        </w:tc>
-        <w:tc>
-          <w:tcPr>
-            <w:tcW w:w="1800" w:type="dxa"/>
-            <w:vAlign w:val="center"/>
-          </w:tcPr>
-          <w:p>
-            <w:pPr>
-              <w:spacing w:before="80" w:after="80"/>
-              <w:spacing w:before="40" w:after="40"/>
-            </w:pPr>
-            <w:r>
-              <w:rPr>
-                <w:sz w:val="18"/>
-                <w:szCs w:val="18"/>
-              </w:rPr>
-              <w:t xml:space="preserve"/>
-            </w:r>
-          </w:p>
-        </w:tc>
-      </w:tr>
-      <w:tr>
-        <w:tc>
-          <w:tcPr>
-            <w:tcW w:w="1400" w:type="dxa"/>
-            <w:vAlign w:val="center"/>
-          </w:tcPr>
-          <w:p>
-            <w:pPr>
-              <w:spacing w:before="80" w:after="80"/>
-              <w:spacing w:before="40" w:after="40"/>
-            </w:pPr>
-            <w:r>
-              <w:rPr>
-                <w:sz w:val="18"/>
-                <w:szCs w:val="18"/>
-              </w:rPr>
-              <w:t xml:space="preserve">3</w:t>
-            </w:r>
-          </w:p>
-        </w:tc>
-        <w:tc>
-          <w:tcPr>
-            <w:tcW w:w="7200" w:type="dxa"/>
-            <w:vAlign w:val="center"/>
-          </w:tcPr>
-          <w:p>
-            <w:pPr>
-              <w:spacing w:before="80" w:after="80"/>
-              <w:spacing w:before="40" w:after="40"/>
-            </w:pPr>
-            <w:r>
-              <w:rPr>
-                <w:sz w:val="18"/>
-                <w:szCs w:val="18"/>
-              </w:rPr>
-              <w:t xml:space="preserve">Risk Communication</w:t>
-            </w:r>
-          </w:p>
-        </w:tc>
-        <w:tc>
-          <w:tcPr>
-            <w:tcW w:w="1800" w:type="dxa"/>
-            <w:vAlign w:val="center"/>
-          </w:tcPr>
-          <w:p>
-            <w:pPr>
-              <w:spacing w:before="80" w:after="80"/>
-              <w:spacing w:before="40" w:after="40"/>
-            </w:pPr>
-            <w:r>
-              <w:rPr>
-                <w:sz w:val="18"/>
-                <w:szCs w:val="18"/>
-              </w:rPr>
-              <w:t xml:space="preserve"/>
-            </w:r>
-          </w:p>
-        </w:tc>
-      </w:tr>
-      <w:tr>
-        <w:tc>
-          <w:tcPr>
-            <w:tcW w:w="1400" w:type="dxa"/>
-            <w:vAlign w:val="center"/>
-          </w:tcPr>
-          <w:p>
-            <w:pPr>
-              <w:spacing w:before="80" w:after="80"/>
-              <w:spacing w:before="40" w:after="40"/>
-            </w:pPr>
-            <w:r>
-              <w:rPr>
-                <w:sz w:val="18"/>
-                <w:szCs w:val="18"/>
-              </w:rPr>
-              <w:t xml:space="preserve">3.1</w:t>
-            </w:r>
-          </w:p>
-        </w:tc>
-        <w:tc>
-          <w:tcPr>
-            <w:tcW w:w="7200" w:type="dxa"/>
-            <w:vAlign w:val="center"/>
-          </w:tcPr>
-          <w:p>
-            <w:pPr>
-              <w:spacing w:before="80" w:after="80"/>
-              <w:spacing w:before="40" w:after="40"/>
-            </w:pPr>
-            <w:r>
-              <w:rPr>
-                <w:sz w:val="18"/>
-                <w:szCs w:val="18"/>
-              </w:rPr>
-              <w:t xml:space="preserve">Risk Assessment Summary and Conclusion (Before Implementation)</w:t>
-            </w:r>
-          </w:p>
-        </w:tc>
-        <w:tc>
-          <w:tcPr>
-            <w:tcW w:w="1800" w:type="dxa"/>
-            <w:vAlign w:val="center"/>
-          </w:tcPr>
-          <w:p>
-            <w:pPr>
-              <w:spacing w:before="80" w:after="80"/>
-              <w:spacing w:before="40" w:after="40"/>
-            </w:pPr>
-            <w:r>
-              <w:rPr>
-                <w:sz w:val="18"/>
-                <w:szCs w:val="18"/>
-              </w:rPr>
-              <w:t xml:space="preserve"/>
-            </w:r>
-          </w:p>
-        </w:tc>
-      </w:tr>
-      <w:tr>
-        <w:tc>
-          <w:tcPr>
-            <w:tcW w:w="1400" w:type="dxa"/>
-            <w:vAlign w:val="center"/>
-          </w:tcPr>
-          <w:p>
-            <w:pPr>
-              <w:spacing w:before="80" w:after="80"/>
-              <w:spacing w:before="40" w:after="40"/>
-            </w:pPr>
-            <w:r>
-              <w:rPr>
-                <w:sz w:val="18"/>
-                <w:szCs w:val="18"/>
-              </w:rPr>
-              <w:t xml:space="preserve">4</w:t>
-            </w:r>
-          </w:p>
-        </w:tc>
-        <w:tc>
-          <w:tcPr>
-            <w:tcW w:w="7200" w:type="dxa"/>
-            <w:vAlign w:val="center"/>
-          </w:tcPr>
-          <w:p>
-            <w:pPr>
-              <w:spacing w:before="80" w:after="80"/>
-              <w:spacing w:before="40" w:after="40"/>
-            </w:pPr>
-            <w:r>
-              <w:rPr>
-                <w:sz w:val="18"/>
-                <w:szCs w:val="18"/>
-              </w:rPr>
-              <w:t xml:space="preserve">Mitigation plan and closure</w:t>
-            </w:r>
-          </w:p>
-        </w:tc>
-        <w:tc>
-          <w:tcPr>
-            <w:tcW w:w="1800" w:type="dxa"/>
-            <w:vAlign w:val="center"/>
-          </w:tcPr>
-          <w:p>
-            <w:pPr>
-              <w:spacing w:before="80" w:after="80"/>
-              <w:spacing w:before="40" w:after="40"/>
-            </w:pPr>
-            <w:r>
-              <w:rPr>
-                <w:sz w:val="18"/>
-                <w:szCs w:val="18"/>
-              </w:rPr>
-              <w:t xml:space="preserve"/>
-            </w:r>
-          </w:p>
-        </w:tc>
-      </w:tr>
-      <w:tr>
-        <w:tc>
-          <w:tcPr>
-            <w:tcW w:w="1400" w:type="dxa"/>
-            <w:vAlign w:val="center"/>
-          </w:tcPr>
-          <w:p>
-            <w:pPr>
-              <w:spacing w:before="80" w:after="80"/>
-              <w:spacing w:before="40" w:after="40"/>
-            </w:pPr>
-            <w:r>
-              <w:rPr>
-                <w:sz w:val="18"/>
-                <w:szCs w:val="18"/>
-              </w:rPr>
-              <w:t xml:space="preserve">4.1</w:t>
-            </w:r>
-          </w:p>
-        </w:tc>
-        <w:tc>
-          <w:tcPr>
-            <w:tcW w:w="7200" w:type="dxa"/>
-            <w:vAlign w:val="center"/>
-          </w:tcPr>
-          <w:p>
-            <w:pPr>
-              <w:spacing w:before="80" w:after="80"/>
-              <w:spacing w:before="40" w:after="40"/>
-            </w:pPr>
-            <w:r>
-              <w:rPr>
-                <w:sz w:val="18"/>
-                <w:szCs w:val="18"/>
-              </w:rPr>
-              <w:t xml:space="preserve">New risk identified during execution / residual risk (if any)</w:t>
-            </w:r>
-          </w:p>
-        </w:tc>
-        <w:tc>
-          <w:tcPr>
-            <w:tcW w:w="1800" w:type="dxa"/>
-            <w:vAlign w:val="center"/>
-          </w:tcPr>
-          <w:p>
-            <w:pPr>
-              <w:spacing w:before="80" w:after="80"/>
-              <w:spacing w:before="40" w:after="40"/>
-            </w:pPr>
-            <w:r>
-              <w:rPr>
-                <w:sz w:val="18"/>
-                <w:szCs w:val="18"/>
-              </w:rPr>
-              <w:t xml:space="preserve"/>
-            </w:r>
-          </w:p>
-        </w:tc>
-      </w:tr>
-      <w:tr>
-        <w:tc>
-          <w:tcPr>
-            <w:tcW w:w="1400" w:type="dxa"/>
-            <w:vAlign w:val="center"/>
-          </w:tcPr>
-          <w:p>
-            <w:pPr>
-              <w:spacing w:before="80" w:after="80"/>
-              <w:spacing w:before="40" w:after="40"/>
-            </w:pPr>
-            <w:r>
-              <w:rPr>
-                <w:sz w:val="18"/>
-                <w:szCs w:val="18"/>
-              </w:rPr>
-              <w:t xml:space="preserve">4.2</w:t>
-            </w:r>
-          </w:p>
-        </w:tc>
-        <w:tc>
-          <w:tcPr>
-            <w:tcW w:w="7200" w:type="dxa"/>
-            <w:vAlign w:val="center"/>
-          </w:tcPr>
-          <w:p>
-            <w:pPr>
-              <w:spacing w:before="80" w:after="80"/>
-              <w:spacing w:before="40" w:after="40"/>
-            </w:pPr>
-            <w:r>
-              <w:rPr>
-                <w:sz w:val="18"/>
-                <w:szCs w:val="18"/>
-              </w:rPr>
-              <w:t xml:space="preserve">Periodic review of identified risks</w:t>
-            </w:r>
-          </w:p>
-        </w:tc>
-        <w:tc>
-          <w:tcPr>
-            <w:tcW w:w="1800" w:type="dxa"/>
-            <w:vAlign w:val="center"/>
-          </w:tcPr>
-          <w:p>
-            <w:pPr>
-              <w:spacing w:before="80" w:after="80"/>
-              <w:spacing w:before="40" w:after="40"/>
-            </w:pPr>
-            <w:r>
-              <w:rPr>
-                <w:sz w:val="18"/>
-                <w:szCs w:val="18"/>
-              </w:rPr>
-              <w:t xml:space="preserve"/>
-            </w:r>
-          </w:p>
-        </w:tc>
-      </w:tr>
-      <w:tr>
-        <w:tc>
-          <w:tcPr>
-            <w:tcW w:w="1400" w:type="dxa"/>
-            <w:vAlign w:val="center"/>
-          </w:tcPr>
-          <w:p>
-            <w:pPr>
-              <w:spacing w:before="80" w:after="80"/>
-              <w:spacing w:before="40" w:after="40"/>
-            </w:pPr>
-            <w:r>
-              <w:rPr>
-                <w:sz w:val="18"/>
-                <w:szCs w:val="18"/>
-              </w:rPr>
-              <w:t xml:space="preserve">4.3</w:t>
-            </w:r>
-          </w:p>
-        </w:tc>
-        <w:tc>
-          <w:tcPr>
-            <w:tcW w:w="7200" w:type="dxa"/>
-            <w:vAlign w:val="center"/>
-          </w:tcPr>
-          <w:p>
-            <w:pPr>
-              <w:spacing w:before="80" w:after="80"/>
-              <w:spacing w:before="40" w:after="40"/>
-            </w:pPr>
-            <w:r>
-              <w:rPr>
-                <w:sz w:val="18"/>
-                <w:szCs w:val="18"/>
-              </w:rPr>
-              <w:t xml:space="preserve">Risk assessment summary and conclusion (after implementation)</w:t>
-            </w:r>
-          </w:p>
-        </w:tc>
-        <w:tc>
-          <w:tcPr>
-            <w:tcW w:w="1800" w:type="dxa"/>
-            <w:vAlign w:val="center"/>
-          </w:tcPr>
-          <w:p>
-            <w:pPr>
-              <w:spacing w:before="80" w:after="80"/>
-              <w:spacing w:before="40" w:after="40"/>
-            </w:pPr>
-            <w:r>
-              <w:rPr>
-                <w:sz w:val="18"/>
-                <w:szCs w:val="18"/>
-              </w:rPr>
-              <w:t xml:space="preserve"/>
-            </w:r>
-          </w:p>
-        </w:tc>
-      </w:tr>
-      <w:tr>
-        <w:tc>
-          <w:tcPr>
-            <w:tcW w:w="1400" w:type="dxa"/>
-            <w:vAlign w:val="center"/>
-          </w:tcPr>
-          <w:p>
-            <w:pPr>
-              <w:spacing w:before="80" w:after="80"/>
-              <w:spacing w:before="40" w:after="40"/>
-            </w:pPr>
-            <w:r>
-              <w:rPr>
-                <w:sz w:val="18"/>
-                <w:szCs w:val="18"/>
-              </w:rPr>
-              <w:t xml:space="preserve">B</w:t>
-            </w:r>
-          </w:p>
-        </w:tc>
-        <w:tc>
-          <w:tcPr>
-            <w:tcW w:w="7200" w:type="dxa"/>
-            <w:vAlign w:val="center"/>
-          </w:tcPr>
-          <w:p>
-            <w:pPr>
-              <w:spacing w:before="80" w:after="80"/>
-              <w:spacing w:before="40" w:after="40"/>
-            </w:pPr>
-            <w:r>
-              <w:rPr>
-                <w:sz w:val="18"/>
-                <w:szCs w:val="18"/>
-              </w:rPr>
-              <w:t xml:space="preserve">Revision History</w:t>
-            </w:r>
-          </w:p>
-        </w:tc>
-        <w:tc>
-          <w:tcPr>
-            <w:tcW w:w="1800" w:type="dxa"/>
-            <w:vAlign w:val="center"/>
-          </w:tcPr>
-          <w:p>
-            <w:pPr>
-              <w:spacing w:before="80" w:after="80"/>
-              <w:spacing w:before="40" w:after="40"/>
-            </w:pPr>
-            <w:r>
-              <w:rPr>
-                <w:sz w:val="18"/>
-                <w:szCs w:val="18"/>
-              </w:rPr>
-              <w:t xml:space="preserve"/>
-            </w:r>
-          </w:p>
-        </w:tc>
-      </w:tr>
-      <w:tr>
-        <w:tc>
-          <w:tcPr>
-            <w:tcW w:w="1400" w:type="dxa"/>
-            <w:vAlign w:val="center"/>
-          </w:tcPr>
-          <w:p>
-            <w:pPr>
-              <w:spacing w:before="80" w:after="80"/>
-              <w:spacing w:before="40" w:after="40"/>
-            </w:pPr>
-            <w:r>
-              <w:rPr>
-                <w:sz w:val="18"/>
-                <w:szCs w:val="18"/>
-              </w:rPr>
-              <w:t xml:space="preserve">C</w:t>
-            </w:r>
-          </w:p>
-        </w:tc>
-        <w:tc>
-          <w:tcPr>
-            <w:tcW w:w="7200" w:type="dxa"/>
-            <w:vAlign w:val="center"/>
-          </w:tcPr>
-          <w:p>
-            <w:pPr>
-              <w:spacing w:before="80" w:after="80"/>
-              <w:spacing w:before="40" w:after="40"/>
-            </w:pPr>
-            <w:r>
-              <w:rPr>
-                <w:sz w:val="18"/>
-                <w:szCs w:val="18"/>
-              </w:rPr>
-              <w:t xml:space="preserve">Post-Approval</w:t>
-            </w:r>
-          </w:p>
-        </w:tc>
-        <w:tc>
-          <w:tcPr>
-            <w:tcW w:w="1800" w:type="dxa"/>
-            <w:vAlign w:val="center"/>
-          </w:tcPr>
-          <w:p>
-            <w:pPr>
-              <w:spacing w:before="80" w:after="80"/>
-              <w:spacing w:before="40" w:after="40"/>
-            </w:pPr>
-            <w:r>
-              <w:rPr>
-                <w:sz w:val="18"/>
-                <w:szCs w:val="18"/>
-              </w:rPr>
-              <w:t xml:space="preserve"/>
             </w:r>
           </w:p>
         </w:tc>
